--- a/policies/build/chapters_v2/PSQ/HCO_PSQ_5_v2_REWRITE_DRAFT.docx
+++ b/policies/build/chapters_v2/PSQ/HCO_PSQ_5_v2_REWRITE_DRAFT.docx
@@ -345,6 +345,12 @@
       </w:r>
     </w:p>
     <w:p>
+      <w:pPr/>
+      <w:r>
+        <w:t>The distinction: a clinical audit measures current practice against an existing, already-accepted standard, and does not change the care patients receive — it only checks compliance and prompts improvement. Research tests a new question or hypothesis, may involve an intervention beyond routine care, and is intended to generate new, generalisable knowledge. If patients are receiving anything other than the hospital's standard care as a result of the activity, or new knowledge is the goal, it is research and requires ethics committee review — not an audit.</w:t>
+      </w:r>
+    </w:p>
+    <w:p>
       <w:pPr>
         <w:pStyle w:val="Heading2"/>
       </w:pPr>
@@ -459,7 +465,13 @@
     <w:p>
       <w:pPr/>
       <w:r>
-        <w:t>This shall preferably be done based on root-cause analysis.</w:t>
+        <w:t>The audit cycle runs: set the standard, measure current practice against it, compare the two, implement remedial action where a gap is found, then re-measure to confirm the gap has closed — the cycle is not complete until that final re-measurement is done.</w:t>
+      </w:r>
+    </w:p>
+    <w:p>
+      <w:pPr/>
+      <w:r>
+        <w:t>Root-cause analysis is the preferred basis for this.</w:t>
       </w:r>
     </w:p>
     <w:p>
@@ -1743,7 +1755,7 @@
     <w:p>
       <w:pPr/>
       <w:r>
-        <w:t>This document is not issued by, endorsed by, or affiliated with NABH, the World Health Organization, the National Centre for Disease Control, the Food Safety and Standards Authority of India, any Pollution Control Board, or any other body named in it. Wording is original; no text has been reproduced from the standards, rules or guidelines referenced.</w:t>
+        <w:t>This document is not issued by, endorsed by, or affiliated with NABH or any other body named in it. Wording is original; no text has been reproduced from the standards, rules or guidelines referenced.</w:t>
       </w:r>
     </w:p>
     <w:sectPr>
